--- a/QA-code.docx
+++ b/QA-code.docx
@@ -2276,6 +2276,367 @@
         <w:t>QA Report generated by Claude Code  |  2026-05-07  |  ClearDebtCalc / loan-calculator</w:t>
       </w:r>
     </w:p>
+    <w:p>
+      <w:r>
+        <w:br w:type="page"/>
+      </w:r>
+    </w:p>
+    <w:p>
+      <w:r>
+        <w:rPr>
+          <w:b/>
+          <w:color w:val="1E3C78"/>
+          <w:sz w:val="32"/>
+        </w:rPr>
+        <w:t>Out-of-Scope Item: Tailwind CDN → Compiled Static CSS</w:t>
+      </w:r>
+    </w:p>
+    <w:p/>
+    <w:p>
+      <w:r>
+        <w:rPr>
+          <w:b/>
+        </w:rPr>
+        <w:t>Original QA Finding (Medium Issue #15)</w:t>
+      </w:r>
+    </w:p>
+    <w:p>
+      <w:r>
+        <w:t>All pages load Tailwind CSS via the CDN play script (https://cdn.tailwindcss.com). This approach was flagged in the QA report because it: downloads the full ~350 KB Tailwind runtime on every page load, regenerates all utility CSS in the browser at runtime, carries no uptime SLA, shows a browser console warning discouraging production use, and can cause a Flash of Unstyled Content (FOUC) if the script is placed incorrectly.</w:t>
+      </w:r>
+    </w:p>
+    <w:p>
+      <w:r>
+        <w:t>The FOUC issue on index.html was fixed as part of the Medium fixes (script moved into &lt;head&gt;). However, switching from CDN to a compiled static CSS file was deferred because it requires setting up a build toolchain — it cannot be done with a simple file edit.</w:t>
+      </w:r>
+    </w:p>
+    <w:p/>
+    <w:p>
+      <w:r>
+        <w:rPr>
+          <w:b/>
+        </w:rPr>
+        <w:t>Why This Matters</w:t>
+      </w:r>
+    </w:p>
+    <w:tbl>
+      <w:tblPr>
+        <w:tblStyle w:val="TableGrid"/>
+        <w:tblW w:type="auto" w:w="0"/>
+        <w:tblLook w:firstColumn="1" w:firstRow="1" w:lastColumn="0" w:lastRow="0" w:noHBand="0" w:noVBand="1" w:val="04A0"/>
+      </w:tblPr>
+      <w:tblGrid>
+        <w:gridCol w:w="4320"/>
+        <w:gridCol w:w="4320"/>
+      </w:tblGrid>
+      <w:tr>
+        <w:tc>
+          <w:tcPr>
+            <w:tcW w:type="dxa" w:w="4320"/>
+          </w:tcPr>
+          <w:p>
+            <w:r>
+              <w:rPr>
+                <w:b/>
+              </w:rPr>
+              <w:t>Problem</w:t>
+            </w:r>
+          </w:p>
+        </w:tc>
+        <w:tc>
+          <w:tcPr>
+            <w:tcW w:type="dxa" w:w="4320"/>
+          </w:tcPr>
+          <w:p>
+            <w:r>
+              <w:rPr>
+                <w:b/>
+              </w:rPr>
+              <w:t>Impact</w:t>
+            </w:r>
+          </w:p>
+        </w:tc>
+      </w:tr>
+      <w:tr>
+        <w:tc>
+          <w:tcPr>
+            <w:tcW w:type="dxa" w:w="4320"/>
+          </w:tcPr>
+          <w:p>
+            <w:r>
+              <w:t>~350 KB runtime downloaded on every page load</w:t>
+            </w:r>
+          </w:p>
+        </w:tc>
+        <w:tc>
+          <w:tcPr>
+            <w:tcW w:type="dxa" w:w="4320"/>
+          </w:tcPr>
+          <w:p>
+            <w:r>
+              <w:t>Slower Time-to-First-Paint; worse Core Web Vitals (LCP/CLS)</w:t>
+            </w:r>
+          </w:p>
+        </w:tc>
+      </w:tr>
+      <w:tr>
+        <w:tc>
+          <w:tcPr>
+            <w:tcW w:type="dxa" w:w="4320"/>
+          </w:tcPr>
+          <w:p>
+            <w:r>
+              <w:t>CSS generated in-browser on each visit</w:t>
+            </w:r>
+          </w:p>
+        </w:tc>
+        <w:tc>
+          <w:tcPr>
+            <w:tcW w:type="dxa" w:w="4320"/>
+          </w:tcPr>
+          <w:p>
+            <w:r>
+              <w:t>Extra CPU time per user; no caching benefit from a CDN-served static file</w:t>
+            </w:r>
+          </w:p>
+        </w:tc>
+      </w:tr>
+      <w:tr>
+        <w:tc>
+          <w:tcPr>
+            <w:tcW w:type="dxa" w:w="4320"/>
+          </w:tcPr>
+          <w:p>
+            <w:r>
+              <w:t>No uptime guarantee from cdn.tailwindcss.com</w:t>
+            </w:r>
+          </w:p>
+        </w:tc>
+        <w:tc>
+          <w:tcPr>
+            <w:tcW w:type="dxa" w:w="4320"/>
+          </w:tcPr>
+          <w:p>
+            <w:r>
+              <w:t>If Tailwind CDN is down, all pages render completely unstyled</w:t>
+            </w:r>
+          </w:p>
+        </w:tc>
+      </w:tr>
+      <w:tr>
+        <w:tc>
+          <w:tcPr>
+            <w:tcW w:type="dxa" w:w="4320"/>
+          </w:tcPr>
+          <w:p>
+            <w:r>
+              <w:t>Tailwind's own warning: 'Do not use the Play CDN in production'</w:t>
+            </w:r>
+          </w:p>
+        </w:tc>
+        <w:tc>
+          <w:tcPr>
+            <w:tcW w:type="dxa" w:w="4320"/>
+          </w:tcPr>
+          <w:p>
+            <w:r>
+              <w:t>Documented misuse; potential issues if Tailwind deprecates the CDN URL</w:t>
+            </w:r>
+          </w:p>
+        </w:tc>
+      </w:tr>
+    </w:tbl>
+    <w:p/>
+    <w:p>
+      <w:r>
+        <w:rPr>
+          <w:b/>
+        </w:rPr>
+        <w:t>What Needs to Be Done</w:t>
+      </w:r>
+    </w:p>
+    <w:p>
+      <w:r>
+        <w:t>The solution is to compile Tailwind once at build time into a single, purged CSS file (typically 5–15 KB vs 350 KB) and serve it as a static asset. The steps are:</w:t>
+      </w:r>
+    </w:p>
+    <w:p>
+      <w:pPr>
+        <w:ind w:left="432"/>
+      </w:pPr>
+      <w:r>
+        <w:rPr>
+          <w:b/>
+          <w:sz w:val="20"/>
+        </w:rPr>
+        <w:t>1. Install Node.js tooling</w:t>
+        <w:br/>
+      </w:r>
+      <w:r>
+        <w:rPr>
+          <w:rFonts w:ascii="Courier New" w:hAnsi="Courier New"/>
+          <w:color w:val="323232"/>
+          <w:sz w:val="18"/>
+        </w:rPr>
+        <w:t>npm init -y &amp;&amp; npm install -D tailwindcss</w:t>
+        <w:br/>
+        <w:t>npx tailwindcss init</w:t>
+      </w:r>
+    </w:p>
+    <w:p>
+      <w:pPr>
+        <w:ind w:left="432"/>
+      </w:pPr>
+      <w:r>
+        <w:rPr>
+          <w:b/>
+          <w:sz w:val="20"/>
+        </w:rPr>
+        <w:t>2. Configure content paths in tailwind.config.js</w:t>
+        <w:br/>
+      </w:r>
+      <w:r>
+        <w:rPr>
+          <w:rFonts w:ascii="Courier New" w:hAnsi="Courier New"/>
+          <w:color w:val="323232"/>
+          <w:sz w:val="18"/>
+        </w:rPr>
+        <w:t>content: ["./*.html"]  // scans all HTML for used class names</w:t>
+      </w:r>
+    </w:p>
+    <w:p>
+      <w:pPr>
+        <w:ind w:left="432"/>
+      </w:pPr>
+      <w:r>
+        <w:rPr>
+          <w:b/>
+          <w:sz w:val="20"/>
+        </w:rPr>
+        <w:t>3. Create an input CSS file (e.g. css/tailwind-input.css)</w:t>
+        <w:br/>
+      </w:r>
+      <w:r>
+        <w:rPr>
+          <w:rFonts w:ascii="Courier New" w:hAnsi="Courier New"/>
+          <w:color w:val="323232"/>
+          <w:sz w:val="18"/>
+        </w:rPr>
+        <w:t>@tailwind base;</w:t>
+        <w:br/>
+        <w:t>@tailwind components;</w:t>
+        <w:br/>
+        <w:t>@tailwind utilities;</w:t>
+      </w:r>
+    </w:p>
+    <w:p>
+      <w:pPr>
+        <w:ind w:left="432"/>
+      </w:pPr>
+      <w:r>
+        <w:rPr>
+          <w:b/>
+          <w:sz w:val="20"/>
+        </w:rPr>
+        <w:t>4. Build the compiled output</w:t>
+        <w:br/>
+      </w:r>
+      <w:r>
+        <w:rPr>
+          <w:rFonts w:ascii="Courier New" w:hAnsi="Courier New"/>
+          <w:color w:val="323232"/>
+          <w:sz w:val="18"/>
+        </w:rPr>
+        <w:t>npx tailwindcss -i ./css/tailwind-input.css -o ./css/style.css --minify</w:t>
+      </w:r>
+    </w:p>
+    <w:p>
+      <w:pPr>
+        <w:ind w:left="432"/>
+      </w:pPr>
+      <w:r>
+        <w:rPr>
+          <w:b/>
+          <w:sz w:val="20"/>
+        </w:rPr>
+        <w:t>5. Remove the CDN &lt;script&gt; tag from all HTML pages</w:t>
+        <w:br/>
+      </w:r>
+      <w:r>
+        <w:rPr>
+          <w:rFonts w:ascii="Courier New" w:hAnsi="Courier New"/>
+          <w:color w:val="323232"/>
+          <w:sz w:val="18"/>
+        </w:rPr>
+        <w:t>The existing &lt;link rel="stylesheet" href="/css/style.css"&gt; already points to the correct output path — no HTML changes needed beyond deleting the CDN script.</w:t>
+      </w:r>
+    </w:p>
+    <w:p>
+      <w:pPr>
+        <w:ind w:left="432"/>
+      </w:pPr>
+      <w:r>
+        <w:rPr>
+          <w:b/>
+          <w:sz w:val="20"/>
+        </w:rPr>
+        <w:t>6. Add a build step to package.json</w:t>
+        <w:br/>
+      </w:r>
+      <w:r>
+        <w:rPr>
+          <w:rFonts w:ascii="Courier New" w:hAnsi="Courier New"/>
+          <w:color w:val="323232"/>
+          <w:sz w:val="18"/>
+        </w:rPr>
+        <w:t>"build:css": "tailwindcss -i ./css/tailwind-input.css -o ./css/style.css --minify"</w:t>
+        <w:br/>
+        <w:t>"watch:css": "tailwindcss -i ./css/tailwind-input.css -o ./css/style.css --watch"</w:t>
+      </w:r>
+    </w:p>
+    <w:p/>
+    <w:p>
+      <w:r>
+        <w:rPr>
+          <w:b/>
+        </w:rPr>
+        <w:t>Effort Estimate</w:t>
+      </w:r>
+    </w:p>
+    <w:p>
+      <w:r>
+        <w:t>Setup time: ~30 minutes (one-time). Ongoing: run the build command whenever HTML class names change. No changes to existing HTML structure, JavaScript, or CSS custom overrides are required. The /css/style.css file created in the Critical fix will be replaced by the compiled output.</w:t>
+      </w:r>
+    </w:p>
+    <w:p/>
+    <w:p>
+      <w:r>
+        <w:rPr>
+          <w:b/>
+        </w:rPr>
+        <w:t>Current State After Medium Fixes</w:t>
+      </w:r>
+    </w:p>
+    <w:p>
+      <w:r>
+        <w:t>As of commit d7600be, the site still uses the Tailwind CDN script on all pages. The /css/style.css file exists (created in the Critical fix, commit 2f84088) and contains custom overrides for scroll behavior, font smoothing, input spinners, focus rings, and print styles. Once the Tailwind build is set up, that file should be replaced with the compiled output that merges both Tailwind utilities and the existing custom overrides.</w:t>
+      </w:r>
+    </w:p>
+    <w:p/>
+    <w:p>
+      <w:r>
+        <w:rPr>
+          <w:b/>
+        </w:rPr>
+        <w:t xml:space="preserve">Recommended Priority: </w:t>
+      </w:r>
+      <w:r>
+        <w:rPr>
+          <w:sz w:val="20"/>
+        </w:rPr>
+        <w:t>Medium — address after all QA fixes are shipped. Does not block functionality or AdSense approval but will meaningfully improve Core Web Vitals scores and remove CDN availability risk.</w:t>
+      </w:r>
+    </w:p>
     <w:sectPr>
       <w:pgSz w:w="12240" w:h="15840"/>
       <w:pgMar w:top="1440" w:right="1800" w:bottom="1440" w:left="1800" w:header="720" w:footer="720" w:gutter="0"/>
